--- a/contents/battle-workbook/soc-w13.docx
+++ b/contents/battle-workbook/soc-w13.docx
@@ -374,7 +374,7 @@
         </w:rPr>
         <w:t>curl -s -A "sqlmap/1.7" -H "Host: dvwa.6v6.lab" \</w:t>
         <w:br/>
-        <w:t xml:space="preserve">  "http://&lt;대상_공개IP&gt;/?id=ci13r1-kim-1"</w:t>
+        <w:t xml:space="preserve">  "http://192.168.0.161/?id=ci13r1-kim-1"</w:t>
       </w:r>
     </w:p>
     <w:p>
@@ -482,7 +482,7 @@
           <w:b/>
           <w:sz w:val="22"/>
         </w:rPr>
-        <w:t>▶ 실행 결과 화면 (스크린샷 붙여넣기)</w:t>
+        <w:t>▶ 실행 결과 (출력/스크린샷)</w:t>
       </w:r>
     </w:p>
     <w:tbl>
@@ -516,7 +516,7 @@
                 <w:color w:val="AAAAAA"/>
                 <w:sz w:val="18"/>
               </w:rPr>
-              <w:t>여기에 결과 스크린샷을 붙여넣으세요 (커서를 두고 Ctrl+V)</w:t>
+              <w:t>여기에 결과 출력을 적거나 스크린샷을 붙여넣으세요 (커서를 두고 Ctrl+V)</w:t>
             </w:r>
           </w:p>
         </w:tc>
@@ -660,7 +660,7 @@
         </w:rPr>
         <w:t>for i in 1 2 3; do curl -s -A "sqlmap/1.7" -H "Host: dvwa.6v6.lab" \</w:t>
         <w:br/>
-        <w:t xml:space="preserve">  "http://&lt;대상_공개IP&gt;/?id=ci13r1-kim-rep$i"; done</w:t>
+        <w:t xml:space="preserve">  "http://192.168.0.161/?id=ci13r1-kim-rep$i"; done</w:t>
       </w:r>
     </w:p>
     <w:p>
@@ -768,7 +768,7 @@
           <w:b/>
           <w:sz w:val="22"/>
         </w:rPr>
-        <w:t>▶ 실행 결과 화면 (스크린샷 붙여넣기)</w:t>
+        <w:t>▶ 실행 결과 (출력/스크린샷)</w:t>
       </w:r>
     </w:p>
     <w:tbl>
@@ -802,7 +802,7 @@
                 <w:color w:val="AAAAAA"/>
                 <w:sz w:val="18"/>
               </w:rPr>
-              <w:t>여기에 결과 스크린샷을 붙여넣으세요 (커서를 두고 Ctrl+V)</w:t>
+              <w:t>여기에 결과 출력을 적거나 스크린샷을 붙여넣으세요 (커서를 두고 Ctrl+V)</w:t>
             </w:r>
           </w:p>
         </w:tc>
@@ -1036,7 +1036,7 @@
           <w:b/>
           <w:sz w:val="22"/>
         </w:rPr>
-        <w:t>▶ 실행 결과 화면 (스크린샷 붙여넣기)</w:t>
+        <w:t>▶ 실행 결과 (출력/스크린샷)</w:t>
       </w:r>
     </w:p>
     <w:tbl>
@@ -1070,7 +1070,7 @@
                 <w:color w:val="AAAAAA"/>
                 <w:sz w:val="18"/>
               </w:rPr>
-              <w:t>여기에 결과 스크린샷을 붙여넣으세요 (커서를 두고 Ctrl+V)</w:t>
+              <w:t>여기에 결과 출력을 적거나 스크린샷을 붙여넣으세요 (커서를 두고 Ctrl+V)</w:t>
             </w:r>
           </w:p>
         </w:tc>
@@ -1400,7 +1400,7 @@
           <w:b/>
           <w:sz w:val="22"/>
         </w:rPr>
-        <w:t>▶ 실행 결과 화면 (스크린샷 붙여넣기)</w:t>
+        <w:t>▶ 실행 결과 (출력/스크린샷)</w:t>
       </w:r>
     </w:p>
     <w:tbl>
@@ -1434,7 +1434,7 @@
                 <w:color w:val="AAAAAA"/>
                 <w:sz w:val="18"/>
               </w:rPr>
-              <w:t>여기에 결과 스크린샷을 붙여넣으세요 (커서를 두고 Ctrl+V)</w:t>
+              <w:t>여기에 결과 출력을 적거나 스크린샷을 붙여넣으세요 (커서를 두고 Ctrl+V)</w:t>
             </w:r>
           </w:p>
         </w:tc>
@@ -1668,7 +1668,7 @@
           <w:b/>
           <w:sz w:val="22"/>
         </w:rPr>
-        <w:t>▶ 실행 결과 화면 (스크린샷 붙여넣기)</w:t>
+        <w:t>▶ 실행 결과 (출력/스크린샷)</w:t>
       </w:r>
     </w:p>
     <w:tbl>
@@ -1702,7 +1702,7 @@
                 <w:color w:val="AAAAAA"/>
                 <w:sz w:val="18"/>
               </w:rPr>
-              <w:t>여기에 결과 스크린샷을 붙여넣으세요 (커서를 두고 Ctrl+V)</w:t>
+              <w:t>여기에 결과 출력을 적거나 스크린샷을 붙여넣으세요 (커서를 두고 Ctrl+V)</w:t>
             </w:r>
           </w:p>
         </w:tc>
@@ -1926,7 +1926,7 @@
           <w:b/>
           <w:sz w:val="22"/>
         </w:rPr>
-        <w:t>▶ 실행 결과 화면 (스크린샷 붙여넣기)</w:t>
+        <w:t>▶ 실행 결과 (출력/스크린샷)</w:t>
       </w:r>
     </w:p>
     <w:tbl>
@@ -1960,7 +1960,7 @@
                 <w:color w:val="AAAAAA"/>
                 <w:sz w:val="18"/>
               </w:rPr>
-              <w:t>여기에 결과 스크린샷을 붙여넣으세요 (커서를 두고 Ctrl+V)</w:t>
+              <w:t>여기에 결과 출력을 적거나 스크린샷을 붙여넣으세요 (커서를 두고 Ctrl+V)</w:t>
             </w:r>
           </w:p>
         </w:tc>
@@ -2194,7 +2194,7 @@
           <w:b/>
           <w:sz w:val="22"/>
         </w:rPr>
-        <w:t>▶ 실행 결과 화면 (스크린샷 붙여넣기)</w:t>
+        <w:t>▶ 실행 결과 (출력/스크린샷)</w:t>
       </w:r>
     </w:p>
     <w:tbl>
@@ -2228,7 +2228,7 @@
                 <w:color w:val="AAAAAA"/>
                 <w:sz w:val="18"/>
               </w:rPr>
-              <w:t>여기에 결과 스크린샷을 붙여넣으세요 (커서를 두고 Ctrl+V)</w:t>
+              <w:t>여기에 결과 출력을 적거나 스크린샷을 붙여넣으세요 (커서를 두고 Ctrl+V)</w:t>
             </w:r>
           </w:p>
         </w:tc>

--- a/contents/battle-workbook/soc-w13.docx
+++ b/contents/battle-workbook/soc-w13.docx
@@ -372,7 +372,7 @@
           <w:rFonts w:ascii="Consolas" w:hAnsi="Consolas"/>
           <w:sz w:val="19"/>
         </w:rPr>
-        <w:t>curl -s -A "sqlmap/1.7" -H "Host: dvwa.6v6.lab" \</w:t>
+        <w:t>curl -s -A "sqlmap/1.7" -H "Host: dvwa.el34.lab" \</w:t>
         <w:br/>
         <w:t xml:space="preserve">  "http://192.168.0.161/?id=ci13r1-kim-1"</w:t>
       </w:r>
@@ -658,7 +658,7 @@
           <w:rFonts w:ascii="Consolas" w:hAnsi="Consolas"/>
           <w:sz w:val="19"/>
         </w:rPr>
-        <w:t>for i in 1 2 3; do curl -s -A "sqlmap/1.7" -H "Host: dvwa.6v6.lab" \</w:t>
+        <w:t>for i in 1 2 3; do curl -s -A "sqlmap/1.7" -H "Host: dvwa.el34.lab" \</w:t>
         <w:br/>
         <w:t xml:space="preserve">  "http://192.168.0.161/?id=ci13r1-kim-rep$i"; done</w:t>
       </w:r>
